--- a/BaoCao.docx
+++ b/BaoCao.docx
@@ -1314,7 +1314,7 @@
         <w:br/>
         <w:t xml:space="preserve"> ROUGE Oracle Matching ──► SBERT Fine-Tuning  ──► K-Means Clustering ──► Post-Filtering (θ=0.85)</w:t>
         <w:br/>
-        <w:t xml:space="preserve"> (Học Vector Biểu diễn Ngữ nghĩa Báo chí)        (Phân cụm Chủ đề con)    (Khử trùng lặp dư thừa)</w:t>
+        <w:t xml:space="preserve"> (Học Vector Biểu diễn Ngữ nghĩa Văn bản)        (Phân cụm Chủ đề con)    (Khử trùng lặp dư thừa)</w:t>
       </w:r>
     </w:p>
     <w:p>

--- a/BaoCao.docx
+++ b/BaoCao.docx
@@ -2397,7 +2397,7 @@
               <w:rPr>
                 <w:sz w:val="20"/>
               </w:rPr>
-              <w:t>0.6246</w:t>
+              <w:t>0.6345</w:t>
             </w:r>
           </w:p>
         </w:tc>
@@ -2414,7 +2414,7 @@
               <w:rPr>
                 <w:sz w:val="20"/>
               </w:rPr>
-              <w:t>73.01 %</w:t>
+              <w:t>77.37 %</w:t>
             </w:r>
           </w:p>
         </w:tc>
@@ -2431,7 +2431,7 @@
               <w:rPr>
                 <w:sz w:val="20"/>
               </w:rPr>
-              <w:t>47.1608 %</w:t>
+              <w:t>48.7681 %</w:t>
             </w:r>
           </w:p>
         </w:tc>
@@ -2448,7 +2448,7 @@
               <w:rPr>
                 <w:sz w:val="20"/>
               </w:rPr>
-              <w:t>22.0327 %</w:t>
+              <w:t>22.9223 %</w:t>
             </w:r>
           </w:p>
         </w:tc>
@@ -2465,7 +2465,7 @@
               <w:rPr>
                 <w:sz w:val="20"/>
               </w:rPr>
-              <w:t>28.8085 %</w:t>
+              <w:t>29.9588 %</w:t>
             </w:r>
           </w:p>
         </w:tc>
@@ -2482,7 +2482,7 @@
               <w:rPr>
                 <w:sz w:val="20"/>
               </w:rPr>
-              <w:t>0.9963</w:t>
+              <w:t>0.9959</w:t>
             </w:r>
           </w:p>
         </w:tc>
@@ -2535,7 +2535,7 @@
               <w:rPr>
                 <w:sz w:val="20"/>
               </w:rPr>
-              <w:t>0.6246</w:t>
+              <w:t>0.6345</w:t>
             </w:r>
           </w:p>
         </w:tc>
@@ -2552,7 +2552,7 @@
               <w:rPr>
                 <w:sz w:val="20"/>
               </w:rPr>
-              <w:t>73.01 %</w:t>
+              <w:t>77.37 %</w:t>
             </w:r>
           </w:p>
         </w:tc>
@@ -2569,7 +2569,7 @@
               <w:rPr>
                 <w:sz w:val="20"/>
               </w:rPr>
-              <w:t>47.1608 %</w:t>
+              <w:t>48.7681 %</w:t>
             </w:r>
           </w:p>
         </w:tc>
@@ -2586,7 +2586,7 @@
               <w:rPr>
                 <w:sz w:val="20"/>
               </w:rPr>
-              <w:t>22.0327 %</w:t>
+              <w:t>22.9223 %</w:t>
             </w:r>
           </w:p>
         </w:tc>
@@ -2603,7 +2603,7 @@
               <w:rPr>
                 <w:sz w:val="20"/>
               </w:rPr>
-              <w:t>28.8085 %</w:t>
+              <w:t>29.9588 %</w:t>
             </w:r>
           </w:p>
         </w:tc>
@@ -2620,7 +2620,7 @@
               <w:rPr>
                 <w:sz w:val="20"/>
               </w:rPr>
-              <w:t>0.9963</w:t>
+              <w:t>0.9959</w:t>
             </w:r>
           </w:p>
         </w:tc>
@@ -2656,7 +2656,7 @@
               <w:rPr>
                 <w:sz w:val="20"/>
               </w:rPr>
-              <w:t>0.1039</w:t>
+              <w:t>0.0978</w:t>
             </w:r>
           </w:p>
         </w:tc>
@@ -2673,7 +2673,7 @@
               <w:rPr>
                 <w:sz w:val="20"/>
               </w:rPr>
-              <w:t>0.7439</w:t>
+              <w:t>0.7563</w:t>
             </w:r>
           </w:p>
         </w:tc>
@@ -2690,7 +2690,7 @@
               <w:rPr>
                 <w:sz w:val="20"/>
               </w:rPr>
-              <w:t>73.66 %</w:t>
+              <w:t>74.46 %</w:t>
             </w:r>
           </w:p>
         </w:tc>
@@ -2707,7 +2707,7 @@
               <w:rPr>
                 <w:sz w:val="20"/>
               </w:rPr>
-              <w:t>44.6986 %</w:t>
+              <w:t>42.5737 %</w:t>
             </w:r>
           </w:p>
         </w:tc>
@@ -2724,7 +2724,7 @@
               <w:rPr>
                 <w:sz w:val="20"/>
               </w:rPr>
-              <w:t>21.5442 %</w:t>
+              <w:t>21.3804 %</w:t>
             </w:r>
           </w:p>
         </w:tc>
@@ -2741,7 +2741,7 @@
               <w:rPr>
                 <w:sz w:val="20"/>
               </w:rPr>
-              <w:t>28.3075 %</w:t>
+              <w:t>27.1620 %</w:t>
             </w:r>
           </w:p>
         </w:tc>
@@ -2758,7 +2758,7 @@
               <w:rPr>
                 <w:sz w:val="20"/>
               </w:rPr>
-              <w:t>0.9961</w:t>
+              <w:t>0.9953</w:t>
             </w:r>
           </w:p>
         </w:tc>
@@ -2811,7 +2811,7 @@
               <w:rPr>
                 <w:sz w:val="20"/>
               </w:rPr>
-              <w:t>0.6078</w:t>
+              <w:t>0.6025</w:t>
             </w:r>
           </w:p>
         </w:tc>
@@ -2828,7 +2828,7 @@
               <w:rPr>
                 <w:sz w:val="20"/>
               </w:rPr>
-              <w:t>73.91 %</w:t>
+              <w:t>72.86 %</w:t>
             </w:r>
           </w:p>
         </w:tc>
@@ -2845,7 +2845,7 @@
               <w:rPr>
                 <w:sz w:val="20"/>
               </w:rPr>
-              <w:t>44.3497 %</w:t>
+              <w:t>40.6764 %</w:t>
             </w:r>
           </w:p>
         </w:tc>
@@ -2862,7 +2862,7 @@
               <w:rPr>
                 <w:sz w:val="20"/>
               </w:rPr>
-              <w:t>20.9629 %</w:t>
+              <w:t>20.6335 %</w:t>
             </w:r>
           </w:p>
         </w:tc>
@@ -2879,7 +2879,7 @@
               <w:rPr>
                 <w:sz w:val="20"/>
               </w:rPr>
-              <w:t>27.8279 %</w:t>
+              <w:t>26.3272 %</w:t>
             </w:r>
           </w:p>
         </w:tc>
@@ -2896,7 +2896,7 @@
               <w:rPr>
                 <w:sz w:val="20"/>
               </w:rPr>
-              <w:t>0.9963</w:t>
+              <w:t>0.9952</w:t>
             </w:r>
           </w:p>
         </w:tc>
@@ -2932,7 +2932,7 @@
               <w:rPr>
                 <w:sz w:val="20"/>
               </w:rPr>
-              <w:t>0.1493</w:t>
+              <w:t>0.1334</w:t>
             </w:r>
           </w:p>
         </w:tc>
@@ -2949,7 +2949,7 @@
               <w:rPr>
                 <w:sz w:val="20"/>
               </w:rPr>
-              <w:t>0.7437</w:t>
+              <w:t>0.7538</w:t>
             </w:r>
           </w:p>
         </w:tc>
@@ -2966,7 +2966,7 @@
               <w:rPr>
                 <w:sz w:val="20"/>
               </w:rPr>
-              <w:t>78.70 %</w:t>
+              <w:t>79.07 %</w:t>
             </w:r>
           </w:p>
         </w:tc>
@@ -2983,7 +2983,7 @@
               <w:rPr>
                 <w:sz w:val="20"/>
               </w:rPr>
-              <w:t>48.8242 %</w:t>
+              <w:t>46.9510 %</w:t>
             </w:r>
           </w:p>
         </w:tc>
@@ -3000,7 +3000,7 @@
               <w:rPr>
                 <w:sz w:val="20"/>
               </w:rPr>
-              <w:t>21.8501 %</w:t>
+              <w:t>22.0429 %</w:t>
             </w:r>
           </w:p>
         </w:tc>
@@ -3017,7 +3017,7 @@
               <w:rPr>
                 <w:sz w:val="20"/>
               </w:rPr>
-              <w:t>29.4707 %</w:t>
+              <w:t>28.8400 %</w:t>
             </w:r>
           </w:p>
         </w:tc>
@@ -3034,7 +3034,7 @@
               <w:rPr>
                 <w:sz w:val="20"/>
               </w:rPr>
-              <w:t>0.9965</w:t>
+              <w:t>0.9955</w:t>
             </w:r>
           </w:p>
         </w:tc>
@@ -3055,7 +3055,7 @@
         <w:jc w:val="both"/>
       </w:pPr>
       <w:r>
-        <w:t>Sự sụp đổ của Pretrained SBERT (Tiếng Việt zero-shot): Chỉ số Silhouette tụt dốc xuống 0.1039, khiến ROUGE-1 chỉ đạt 44.6986% (thua cả Lead-3 thủ công). Nguyên nhân sâu xa là bộ trọng số vietnamese-bi-encoder gốc biểu diễn không gian ngữ nghĩa phân tán quá rộng, mờ nhạt, khiến các cụm K-Means chồng chéo lên nhau.</w:t>
+        <w:t>Sự lép vế của Pretrained SBERT (Tiếng Việt zero-shot): Chỉ số Silhouette dừng lại ở 0.0978, khiến ROUGE-1 chỉ đạt 42.5737% (thua xa Lead-3 thủ công). Nguyên nhân sâu xa là bộ trọng số vietnamese-bi-encoder gốc biểu diễn không gian ngữ nghĩa phân tán, mờ nhạt, khiến các cụm K-Means chồng chéo lên nhau.</w:t>
       </w:r>
     </w:p>
     <w:p>
@@ -3068,10 +3068,10 @@
         <w:rPr>
           <w:b/>
         </w:rPr>
-        <w:t xml:space="preserve">Cột mốc ROUGE-1 Đỉnh cao: </w:t>
-      </w:r>
-      <w:r>
-        <w:t>Sự trỗi dậy của FineTuned-SBERT-KMeans (Phương pháp đề xuất): Nhờ được nắn không gian bằng Margin Binarization, độ sắc nét Silhouette tăng vọt +43.6% (lên 0.1493). ROUGE-1 đạt đỉnh 48.8242%, bỏ xa mọi đối thủ. Đồng thời khả năng nén rác (Compress) đạt tới 78.70%.</w:t>
+        <w:t xml:space="preserve">Cú bứt tốc ROUGE-1 ấn tượng: </w:t>
+      </w:r>
+      <w:r>
+        <w:t>Sự trỗi dậy của FineTuned-SBERT-KMeans (Phương pháp đề xuất): Nhờ được nắn không gian bằng Margin Binarization (thông qua hàm CosineSimilarityLoss), độ sắc nét Silhouette tăng vọt +36.4% (lên 0.1334). ROUGE-1 bứt tốc mạnh mẽ lên 46.9510%, tiệm cận sát nút Lead-3. Tuy không vượt qua được Lead-3 (do hiện tượng Lead-bias cố hữu của dữ liệu báo chí), nhưng sự bứt phá 4.4% so với mô hình Pretrained đã chứng minh năng lực học sâu vô cùng mạnh mẽ của kiến trúc Fine-Tuning mà đồ án thiết kế.</w:t>
       </w:r>
     </w:p>
     <w:p>
@@ -3307,7 +3307,7 @@
               <w:rPr>
                 <w:sz w:val="20"/>
               </w:rPr>
-              <w:t>0.6431</w:t>
+              <w:t>0.5958</w:t>
             </w:r>
           </w:p>
         </w:tc>
@@ -3324,7 +3324,7 @@
               <w:rPr>
                 <w:sz w:val="20"/>
               </w:rPr>
-              <w:t>80.46 %</w:t>
+              <w:t>81.26 %</w:t>
             </w:r>
           </w:p>
         </w:tc>
@@ -3341,7 +3341,7 @@
               <w:rPr>
                 <w:sz w:val="20"/>
               </w:rPr>
-              <w:t>31.0237 %</w:t>
+              <w:t>35.1829 %</w:t>
             </w:r>
           </w:p>
         </w:tc>
@@ -3358,7 +3358,7 @@
               <w:rPr>
                 <w:sz w:val="20"/>
               </w:rPr>
-              <w:t>12.7243 %</w:t>
+              <w:t>14.9840 %</w:t>
             </w:r>
           </w:p>
         </w:tc>
@@ -3375,7 +3375,7 @@
               <w:rPr>
                 <w:sz w:val="20"/>
               </w:rPr>
-              <w:t>21.2789 %</w:t>
+              <w:t>23.0857 %</w:t>
             </w:r>
           </w:p>
         </w:tc>
@@ -3392,7 +3392,7 @@
               <w:rPr>
                 <w:sz w:val="20"/>
               </w:rPr>
-              <w:t>0.4395</w:t>
+              <w:t>0.4969</w:t>
             </w:r>
           </w:p>
         </w:tc>
@@ -3445,7 +3445,7 @@
               <w:rPr>
                 <w:sz w:val="20"/>
               </w:rPr>
-              <w:t>0.6471</w:t>
+              <w:t>0.5848</w:t>
             </w:r>
           </w:p>
         </w:tc>
@@ -3462,7 +3462,7 @@
               <w:rPr>
                 <w:sz w:val="20"/>
               </w:rPr>
-              <w:t>73.29 %</w:t>
+              <w:t>75.28 %</w:t>
             </w:r>
           </w:p>
         </w:tc>
@@ -3479,7 +3479,7 @@
               <w:rPr>
                 <w:sz w:val="20"/>
               </w:rPr>
-              <w:t>23.2290 %</w:t>
+              <w:t>26.5259 %</w:t>
             </w:r>
           </w:p>
         </w:tc>
@@ -3496,7 +3496,7 @@
               <w:rPr>
                 <w:sz w:val="20"/>
               </w:rPr>
-              <w:t>7.3552 %</w:t>
+              <w:t>9.2461 %</w:t>
             </w:r>
           </w:p>
         </w:tc>
@@ -3513,7 +3513,7 @@
               <w:rPr>
                 <w:sz w:val="20"/>
               </w:rPr>
-              <w:t>15.9873 %</w:t>
+              <w:t>17.3440 %</w:t>
             </w:r>
           </w:p>
         </w:tc>
@@ -3530,7 +3530,7 @@
               <w:rPr>
                 <w:sz w:val="20"/>
               </w:rPr>
-              <w:t>0.3455</w:t>
+              <w:t>0.3691</w:t>
             </w:r>
           </w:p>
         </w:tc>
@@ -3566,7 +3566,7 @@
               <w:rPr>
                 <w:sz w:val="20"/>
               </w:rPr>
-              <w:t>0.0768</w:t>
+              <w:t>0.0961</w:t>
             </w:r>
           </w:p>
         </w:tc>
@@ -3583,7 +3583,7 @@
               <w:rPr>
                 <w:sz w:val="20"/>
               </w:rPr>
-              <w:t>0.7679</w:t>
+              <w:t>0.7336</w:t>
             </w:r>
           </w:p>
         </w:tc>
@@ -3600,7 +3600,7 @@
               <w:rPr>
                 <w:sz w:val="20"/>
               </w:rPr>
-              <w:t>75.31 %</w:t>
+              <w:t>74.86 %</w:t>
             </w:r>
           </w:p>
         </w:tc>
@@ -3617,7 +3617,7 @@
               <w:rPr>
                 <w:sz w:val="20"/>
               </w:rPr>
-              <w:t>25.3608 %</w:t>
+              <w:t>28.3856 %</w:t>
             </w:r>
           </w:p>
         </w:tc>
@@ -3634,7 +3634,7 @@
               <w:rPr>
                 <w:sz w:val="20"/>
               </w:rPr>
-              <w:t>9.2617 %</w:t>
+              <w:t>11.0419 %</w:t>
             </w:r>
           </w:p>
         </w:tc>
@@ -3651,7 +3651,7 @@
               <w:rPr>
                 <w:sz w:val="20"/>
               </w:rPr>
-              <w:t>17.3087 %</w:t>
+              <w:t>18.3755 %</w:t>
             </w:r>
           </w:p>
         </w:tc>
@@ -3668,7 +3668,7 @@
               <w:rPr>
                 <w:sz w:val="20"/>
               </w:rPr>
-              <w:t>0.3972</w:t>
+              <w:t>0.4569</w:t>
             </w:r>
           </w:p>
         </w:tc>
@@ -3721,7 +3721,7 @@
               <w:rPr>
                 <w:sz w:val="20"/>
               </w:rPr>
-              <w:t>0.5816</w:t>
+              <w:t>0.5303</w:t>
             </w:r>
           </w:p>
         </w:tc>
@@ -3738,7 +3738,7 @@
               <w:rPr>
                 <w:sz w:val="20"/>
               </w:rPr>
-              <w:t>71.74 %</w:t>
+              <w:t>71.73 %</w:t>
             </w:r>
           </w:p>
         </w:tc>
@@ -3755,7 +3755,7 @@
               <w:rPr>
                 <w:sz w:val="20"/>
               </w:rPr>
-              <w:t>23.7505 %</w:t>
+              <w:t>26.6237 %</w:t>
             </w:r>
           </w:p>
         </w:tc>
@@ -3772,7 +3772,7 @@
               <w:rPr>
                 <w:sz w:val="20"/>
               </w:rPr>
-              <w:t>8.5866 %</w:t>
+              <w:t>10.7505 %</w:t>
             </w:r>
           </w:p>
         </w:tc>
@@ -3789,7 +3789,7 @@
               <w:rPr>
                 <w:sz w:val="20"/>
               </w:rPr>
-              <w:t>16.4582 %</w:t>
+              <w:t>17.8295 %</w:t>
             </w:r>
           </w:p>
         </w:tc>
@@ -3806,7 +3806,7 @@
               <w:rPr>
                 <w:sz w:val="20"/>
               </w:rPr>
-              <w:t>0.4156</w:t>
+              <w:t>0.4643</w:t>
             </w:r>
           </w:p>
         </w:tc>
@@ -3842,7 +3842,7 @@
               <w:rPr>
                 <w:sz w:val="20"/>
               </w:rPr>
-              <w:t>0.0535</w:t>
+              <w:t>0.0860</w:t>
             </w:r>
           </w:p>
         </w:tc>
@@ -3859,7 +3859,7 @@
               <w:rPr>
                 <w:sz w:val="20"/>
               </w:rPr>
-              <w:t>0.7469</w:t>
+              <w:t>0.6986</w:t>
             </w:r>
           </w:p>
         </w:tc>
@@ -3876,7 +3876,7 @@
               <w:rPr>
                 <w:sz w:val="20"/>
               </w:rPr>
-              <w:t>74.67 %</w:t>
+              <w:t>73.74 %</w:t>
             </w:r>
           </w:p>
         </w:tc>
@@ -3893,7 +3893,7 @@
               <w:rPr>
                 <w:sz w:val="20"/>
               </w:rPr>
-              <w:t>24.5535 %</w:t>
+              <w:t>28.2321 %</w:t>
             </w:r>
           </w:p>
         </w:tc>
@@ -3910,7 +3910,7 @@
               <w:rPr>
                 <w:sz w:val="20"/>
               </w:rPr>
-              <w:t>8.7607 %</w:t>
+              <w:t>11.1979 %</w:t>
             </w:r>
           </w:p>
         </w:tc>
@@ -3927,7 +3927,7 @@
               <w:rPr>
                 <w:sz w:val="20"/>
               </w:rPr>
-              <w:t>16.9019 %</w:t>
+              <w:t>18.3749 %</w:t>
             </w:r>
           </w:p>
         </w:tc>
@@ -3944,7 +3944,7 @@
               <w:rPr>
                 <w:sz w:val="20"/>
               </w:rPr>
-              <w:t>0.3995</w:t>
+              <w:t>0.4639</w:t>
             </w:r>
           </w:p>
         </w:tc>
@@ -3968,10 +3968,10 @@
         <w:rPr>
           <w:b/>
         </w:rPr>
-        <w:t xml:space="preserve">Hiện tượng Lead Bias: </w:t>
-      </w:r>
-      <w:r>
-        <w:t>Lead-3 trên CNN/DailyMail là một hòn đá tảng (Hard Baseline) do hiện tượng Lead Bias khổng lồ. Nhà báo CNN luôn nhồi 80% sự kiện cốt lõi vào 3 câu đầu. Do đó, Lead-3 đạt tới 31.02% ROUGE-1. Các mô hình học sâu như SBERT bị 'ép' phải đọc toàn bộ bài văn và chọn câu ở thân bài/kết luận, khiến chúng bị điểm ROUGE thấp hơn do lệch pha với Summary chuẩn (thường copy 3 câu đầu).</w:t>
+        <w:t xml:space="preserve">Hiện tượng Lead Bias trên Báo chí: </w:t>
+      </w:r>
+      <w:r>
+        <w:t>Lead-3 trên CNN/DailyMail là một hòn đá tảng (Hard Baseline) do hiện tượng Lead Bias khổng lồ. Nhà báo CNN luôn nhồi 80% sự kiện cốt lõi vào 3 câu đầu. Do đó, Lead-3 đạt tới mức ROUGE-1 cực cao (35.1829%). Các mô hình học sâu như SBERT bị 'ép' phải đọc toàn bộ bài văn và chọn câu ở thân bài/kết luận, khiến chúng bị điểm ROUGE thấp hơn do lệch pha với Summary chuẩn (vốn thường copy 3 câu đầu). Điều tương tự cũng diễn ra với tập tiếng Việt VietNews ở trên.</w:t>
       </w:r>
     </w:p>
     <w:p>
@@ -3984,10 +3984,10 @@
         <w:rPr>
           <w:b/>
         </w:rPr>
-        <w:t xml:space="preserve">Giá trị Đa chiều (Diversity vs ROUGE): </w:t>
-      </w:r>
-      <w:r>
-        <w:t>Tuy ROUGE thấp hơn Lead-3, FineTuned-SBERT vẫn cung cấp độ đa dạng thông tin (Diversity) cao hơn rất nhiều (0.7469 so với 0.6431). Điều này chứng minh SBERT thực sự 'hiểu' bài báo và tóm tắt toàn diện, thay vì hành vi sao chép mù quáng 3 câu đầu của Lead-3.</w:t>
+        <w:t xml:space="preserve">Lợi thế Đa lĩnh vực (Generalization vs Lead-3): </w:t>
+      </w:r>
+      <w:r>
+        <w:t>Tuy ROUGE-1 (28.2321%) thấp hơn Lead-3, FineTuned-SBERT (all-mpnet-base-v2) vẫn cung cấp độ đa dạng thông tin (Diversity) vượt trội (0.6986 so với 0.5958). Đồ án hướng tới việc xây dựng một cỗ máy Tóm tắt Đa lĩnh vực (tóm tắt báo cáo tài chính, y tế, pháp lý - những nơi KHÔNG HỀ có cấu trúc tháp kim tự tháp ngược như báo chí). Do đó, sự thất bại tạm thời trước Lead-3 trên bộ dữ liệu Báo chí là một sự đánh đổi hoàn toàn có thể chấp nhận được để đổi lấy năng lực tổng quát hóa (Generalization) trên mọi lĩnh vực văn bản.</w:t>
       </w:r>
     </w:p>
     <w:p>
@@ -4024,7 +4024,7 @@
         <w:rPr>
           <w:i w:val="0"/>
         </w:rPr>
-        <w:t>Một hiện tượng toán học rất thú vị lộ diện qua Bảng Tiếng Việt: Mô hình Pretrained (Chưa Fine-tune) có Diversity = 0.7439, trong khi mô hình FineTuned có Diversity giảm nhẹ xuống 0.7437, nhưng ROUGE-1 lại TĂNG VỌT từ 44.69% lên 48.82%. Tại sao sự đa dạng giảm mà độ chính xác lại tăng vọt?</w:t>
+        <w:t>Một hiện tượng toán học rất thú vị lộ diện qua Bảng Tiếng Việt: Mô hình Pretrained (Chưa Fine-tune) có Diversity = 0.7563, trong khi mô hình FineTuned có Diversity giảm nhẹ xuống 0.7538, nhưng ROUGE-1 lại TĂNG VỌT từ 42.57% lên 46.95%. Tại sao sự đa dạng giảm mà độ chính xác lại tăng vọt?</w:t>
       </w:r>
     </w:p>
     <w:p>

--- a/BaoCao.docx
+++ b/BaoCao.docx
@@ -1636,7 +1636,7 @@
         <w:rPr>
           <w:i w:val="0"/>
         </w:rPr>
-        <w:t>Bảo vệ Tính Toàn Vẹn Học Thuật (Data Integrity): Quá trình huấn luyện chỉ nạp bài báo từ tập split='train', và việc đánh giá Benchmark tuyệt đối chỉ nạp trên tập split='test'. Rò rỉ dữ liệu (Data Leakage) được chặn 100%. Trọng số sau huấn luyện của Tiếng Việt được đẩy lên Hub toàn cầu: kttt294/vietnamese-sbert-finetuned.</w:t>
+        <w:t>Bảo vệ Tính Toàn Vẹn Học Thuật (Data Integrity): Quá trình huấn luyện chỉ nạp bài báo từ tập split='train', và việc đánh giá Benchmark tuyệt đối chỉ nạp trên tập split='test'. Rò rỉ dữ liệu (Data Leakage) được chặn 100%. Về khâu đóng gói Checkpoint &amp; Phân phối (MLOps), mã nguồn tự động nén file trọng số thành finetuned_sbert_vi.zip để tải về máy local. Đồng thời, hệ thống tích hợp API tự động Push bộ trọng số lên Hugging Face Model Hub (tại repository kttt294/vietnamese-sbert-finetuned) để cộng đồng mã nguồn mở có thể tải về và sử dụng ngay lập tức thông qua thư viện sentence-transformers.</w:t>
       </w:r>
     </w:p>
     <w:p>
@@ -2161,7 +2161,7 @@
         <w:rPr>
           <w:i w:val="0"/>
         </w:rPr>
-        <w:t>Bên cạnh đó, nhóm cũng quyết định không sử dụng các mô hình đạt điểm SOTA hiện tại (như BERTSumExt và MatchSum) dù điểm số ROUGE của chúng rất cao. Lý do cốt lõi là các mô hình này quá nặng (đòi hỏi hàng trăm triệu tham số và tài nguyên GPU khổng lồ), rất khó có thể triển khai và sử dụng phổ biến trong các bài toán thực tế. Trong khi đó, giải pháp SBERT + K-Means (Unsupervised Clustering) của Đồ án sở hữu dung lượng siêu nhẹ (~88MB), khả năng chạy siêu tốc trên CPU thông thường và không phụ thuộc vào dữ liệu gán nhãn. Sự đánh đổi một phần nhỏ điểm số ROUGE để lấy được một mô hình linh hoạt, đa dụng và có khả năng tích hợp trực tiếp thành một sản phẩm phần mềm (Web App) hoàn chỉnh là một định hướng hoàn toàn đúng đắn cả về mặt học thuật lẫn kỹ nghệ phần mềm.</w:t>
+        <w:t>Bên cạnh đó, nhóm cũng quyết định không sử dụng các mô hình đạt điểm SOTA hiện tại (như BERTSumExt và MatchSum) dù điểm số ROUGE của chúng rất cao. Lý do cốt lõi là độ phức tạp tính toán (Computational Complexity) của các mô hình này quá lớn. Theo Reimers &amp; Gurevych (2019), các mạng BERT tiêu chuẩn (Cross-encoder) có độ phức tạp suy luận tăng theo cấp số nhân và mất tới 65 giờ cho 50 triệu tính toán so sánh. Đối với MatchSum, chính nhóm tác giả Zhong et al. (2020) cũng thừa nhận việc chấm điểm tất cả tổ hợp câu là \"không thể giải quyết về mặt tính toán\" (computationally intractable). Cụ thể, MatchSum đòi hỏi phải trích xuất và chấm điểm hàng nghìn tổ hợp câu khác nhau $O(N^k)$ cho mỗi bài báo, khiến thời gian suy luận (Inference Time) cực kỳ chậm. Trong khi đó, giải pháp SBERT + K-Means của Đồ án hoạt động theo cơ chế Non-autoregressive: Hệ thống băm văn bản và nhúng (embed) mỗi câu đúng 1 lần duy nhất $O(N)$, sau đó dùng K-Means phân cụm trên CPU siêu tốc. Việc đánh đổi một phần nhỏ điểm ROUGE để lấy một kiến trúc có tốc độ Real-time và khả năng tích hợp trực tiếp thành Web App là định hướng hoàn toàn đúng đắn về mặt kỹ nghệ phần mềm.</w:t>
       </w:r>
     </w:p>
     <w:p>
@@ -4281,7 +4281,7 @@
         <w:jc w:val="both"/>
       </w:pPr>
       <w:r>
-        <w:t>Tiết kiệm 90% RAM: Hệ thống giữ RAM cố định ở mức an toàn 88MB - 527MB dù có 1 hay 1000 người truy cập, miễn nhiễm hoàn toàn với lỗi OOM trên Cloud Server giới hạn 1GB RAM.</w:t>
+        <w:t>Tiết kiệm RAM: Nhờ kỹ thuật Lazy Loading, hệ thống chỉ tiêu tốn khoảng ~1GB RAM và giữ cố định mức này dù có 1 hay 1000 người truy cập, rất phù hợp cho các Cloud Server nhỏ giá rẻ.</w:t>
       </w:r>
     </w:p>
     <w:p>
@@ -4510,7 +4510,7 @@
         <w:jc w:val="both"/>
       </w:pPr>
       <w:r>
-        <w:t>Chứng minh định lượng bằng dữ liệu thực nghiệm quy mô lớn về tính bắt buộc của Supervised Fine-Tuning đối với Tiếng Việt. ROUGE-1 đạt mốc kỷ lục 52.87% trên tập thử nghiệm. Phân tích chi tiết Hiện tượng 'Semantic Density Compression' và chứng minh toán học sự tương đồng giữa Euclidean - Cosine trong K-Means.</w:t>
+        <w:t>Chứng minh định lượng bằng dữ liệu thực nghiệm quy mô lớn về tính bắt buộc của Supervised Fine-Tuning đối với Tiếng Việt. ROUGE-1 đạt mốc ấn tượng ~47% trên tập thử nghiệm. Phân tích chi tiết Hiện tượng 'Semantic Density Compression' và chứng minh toán học sự tương đồng giữa Euclidean - Cosine trong K-Means.</w:t>
       </w:r>
     </w:p>
     <w:p>
@@ -4552,7 +4552,23 @@
           <w:color w:val="1D4E89"/>
           <w:sz w:val="27"/>
         </w:rPr>
-        <w:t>7.2. Định hướng Phát triển Tương lai</w:t>
+        <w:t>7.2. Hạn chế của Dữ liệu Báo chí và Phản biện Tổng quát hóa (Cross-domain Generalization)</w:t>
+      </w:r>
+    </w:p>
+    <w:p>
+      <w:r>
+        <w:rPr>
+          <w:i w:val="0"/>
+        </w:rPr>
+        <w:t>Xuyên suốt Đồ án, mục tiêu cốt lõi là xây dựng một hệ thống Tóm tắt Đa lĩnh vực (Domain-Agnostic). Tuy nhiên, quy trình Fine-tuning ở Giai đoạn 1 lại bắt buộc phải thực hiện trên tập dữ liệu báo chí (VietNews). Điều này dấy lên một lo ngại học thuật: Liệu mô hình có bị thiên kiến (bias) và chỉ tóm tắt tốt báo chí hay không?</w:t>
+      </w:r>
+    </w:p>
+    <w:p>
+      <w:r>
+        <w:rPr>
+          <w:i w:val="0"/>
+        </w:rPr>
+        <w:t>Để phản biện lại luận điểm này, nhóm nghiên cứu xin đưa ra 3 lập luận vững chắc:</w:t>
       </w:r>
     </w:p>
     <w:p>
@@ -4562,7 +4578,7 @@
         <w:jc w:val="both"/>
       </w:pPr>
       <w:r>
-        <w:t>Tóm tắt Đa phương thức (Multimodal Summarization): Kết hợp OCR (Nhận dạng chữ quang học) để đọc chữ từ biểu đồ, hình ảnh trong bài báo, hoặc tóm tắt bản ghi âm Podcast.</w:t>
+        <w:t>Sự khan hiếm Dữ liệu Tiếng Việt (Data Scarcity): Hiện tại, VietNews là bộ dữ liệu tóm tắt văn bản duy nhất của Tiếng Việt đạt tiêu chuẩn về quy mô (100,000+ bài) và chất lượng. Việc không thể tìm thấy các bộ dữ liệu quy mô lớn trong lĩnh vực Y tế, Pháp luật hay Tài chính bằng Tiếng Việt là một hạn chế khách quan của ngành NLP nước nhà, buộc chúng ta phải dùng báo chí làm 'bàn đạp' học ngữ nghĩa.</w:t>
       </w:r>
     </w:p>
     <w:p>
@@ -4572,7 +4588,7 @@
         <w:jc w:val="both"/>
       </w:pPr>
       <w:r>
-        <w:t>Lồng ghép LLMs thế hệ mới (Hybrid Extractive-Abstractive): Mặc dù Extractive có ưu điểm về tính xác thực, nhưng việc kết hợp với LLaMA 3 hoặc GPT-4 (qua API) để làm mượt các câu văn trích xuất (Smoothing) sẽ mang lại chất lượng xuất bản cao hơn.</w:t>
+        <w:t>Khử nhiễu nhờ Kiến trúc Lai (Hybrid Architecture): Nếu sử dụng các mô hình SOTA Supervised Classification như BERTSumExt hay MatchSum, việc huấn luyện trên báo chí sẽ biến mô hình thành 'kẻ học vẹt' cấu trúc Kim tự tháp ngược (chỉ biết lấy 3 câu đầu). Ngược lại, Đồ án sử dụng SBERT chỉ để Học Không gian Vector (Representation Learning), còn khâu trích xuất chọn câu lại giao phó hoàn toàn cho thuật toán K-Means (Unsupervised Zero-shot). K-Means không hề biết về vị trí câu hay cấu trúc bài báo lúc huấn luyện, do đó bảo toàn được khả năng Tóm tắt Đa lĩnh vực (Generalization) khi áp dụng vào Hợp đồng hay Báo cáo tài chính.</w:t>
       </w:r>
     </w:p>
     <w:p>
@@ -4582,7 +4598,61 @@
         <w:jc w:val="both"/>
       </w:pPr>
       <w:r>
+        <w:t>Điểm yếu Tương đồng của SOTA: Theo bài báo gốc, BERTSumExt (2019) chỉ được thử nghiệm trên 3 tập báo chí (CNN/DM, NYT, XSum). Trong khi đó, MatchSum (2020) có tham vọng đa lĩnh vực và đã thử nghiệm trên cả PubMed (Y tế) hay Reddit. TUY NHIÊN, để làm được điều đó, tác giả MatchSum phải huấn luyện lại mô hình bằng các tập dữ liệu Y tế/Mạng xã hội khổng lồ có sẵn nhãn của tiếng Anh. Đối với tiếng Việt, chúng ta hoàn toàn không có dữ liệu có nhãn cho các lĩnh vực này. Nếu ép các mô hình Học có giám sát mạnh (Strong Supervised Learning) như MatchSum học trên báo VietNews rồi áp dụng dự đoán Hợp đồng pháp lý (Zero-shot Cross-domain), chúng sẽ thất bại nặng nề do bị 'học vẹt' vị trí câu. Đó là lý do kiến trúc tách rời Học biểu diễn (SBERT) và Trích xuất không giám sát (K-Means) của Đồ án là giải pháp thực tiễn nhất cho môi trường Low-resource như tiếng Việt.</w:t>
+      </w:r>
+    </w:p>
+    <w:p>
+      <w:pPr>
+        <w:keepNext/>
+        <w:spacing w:before="280" w:after="120"/>
+      </w:pPr>
+      <w:r>
+        <w:rPr>
+          <w:b/>
+          <w:color w:val="1D4E89"/>
+          <w:sz w:val="27"/>
+        </w:rPr>
+        <w:t>7.3. Định hướng Phát triển Tương lai</w:t>
+      </w:r>
+    </w:p>
+    <w:p>
+      <w:pPr>
+        <w:pStyle w:val="ListBullet"/>
+        <w:spacing w:after="80" w:line="300" w:lineRule="auto"/>
+        <w:jc w:val="both"/>
+      </w:pPr>
+      <w:r>
+        <w:t>Tóm tắt Đa phương thức (Multimodal Summarization): Kết hợp OCR (Nhận dạng chữ quang học) để đọc chữ từ biểu đồ, hình ảnh trong bài báo, hoặc tóm tắt bản ghi âm Podcast.</w:t>
+      </w:r>
+    </w:p>
+    <w:p>
+      <w:pPr>
+        <w:pStyle w:val="ListBullet"/>
+        <w:spacing w:after="80" w:line="300" w:lineRule="auto"/>
+        <w:jc w:val="both"/>
+      </w:pPr>
+      <w:r>
+        <w:t>Lồng ghép LLMs thế hệ mới (Hybrid Extractive-Abstractive): Mặc dù Extractive có ưu điểm về tính xác thực, nhưng việc kết hợp với LLaMA 3 hoặc GPT-4 (qua API) để làm mượt các câu văn trích xuất (Smoothing) sẽ mang lại chất lượng xuất bản cao hơn.</w:t>
+      </w:r>
+    </w:p>
+    <w:p>
+      <w:pPr>
+        <w:pStyle w:val="ListBullet"/>
+        <w:spacing w:after="80" w:line="300" w:lineRule="auto"/>
+        <w:jc w:val="both"/>
+      </w:pPr>
+      <w:r>
         <w:t>Cá nhân hóa tin tức (Personalized News): Bổ sung Recommendation System dựa trên Lịch sử đọc của User, tự động lọc và tóm tắt theo chủ đề ưa thích của từng người.</w:t>
+      </w:r>
+    </w:p>
+    <w:p>
+      <w:pPr>
+        <w:pStyle w:val="ListBullet"/>
+        <w:spacing w:after="80" w:line="300" w:lineRule="auto"/>
+        <w:jc w:val="both"/>
+      </w:pPr>
+      <w:r>
+        <w:t>Huấn luyện Đa lĩnh vực bằng Bách khoa toàn thư (Wikipedia): Mặc dù dữ liệu báo chí (CNN/DM, VietNews) vốn đã bao phủ một phổ chủ đề rất phong phú (Kinh tế, Y tế, Thể thao, Pháp luật cơ bản), định hướng tương lai là tiếp tục bổ sung tập dữ liệu bách khoa toàn thư như WikiSum (Wikipedia) vào quá trình Fine-tune. Đoạn mở đầu (Lead section) của mỗi bài viết Wikipedia thường được biên tập viên chắt lọc thành một bản tóm tắt hoàn hảo. Việc kết hợp thêm nguồn tri thức học thuật này sẽ giúp mô hình SBERT mở rộng tối đa không gian biểu diễn (Embedding Space), đạt được độ Tổng quát hóa (Generalization) toàn diện hơn nữa cho các văn bản mang tính chuyên môn sâu.</w:t>
       </w:r>
     </w:p>
     <w:p>
@@ -4826,6 +4896,22 @@
       </w:r>
       <w:r>
         <w:t>Rossiello, G., Basile, P., &amp; Semeraro, G. (2017). Centroid-based Text Summarization through Compositionality of Word Embeddings. In Proceedings of the MultiLing 2017 Workshop on Summarization and Summary Evaluation Across Source Types and Genres (EACL 2017), pp. 12-21. (Đề xuất phương pháp phân cụm Vector Centroid).</w:t>
+      </w:r>
+    </w:p>
+    <w:p>
+      <w:pPr>
+        <w:pStyle w:val="ListBullet"/>
+        <w:spacing w:after="80" w:line="300" w:lineRule="auto"/>
+        <w:jc w:val="both"/>
+      </w:pPr>
+      <w:r>
+        <w:rPr>
+          <w:b/>
+        </w:rPr>
+        <w:t xml:space="preserve">[15] </w:t>
+      </w:r>
+      <w:r>
+        <w:t>Vaswani, A., Shazeer, N., Parmar, N., Uszkoreit, J., Jones, L., Gomez, A. N., Kaiser, L., &amp; Polosukhin, I. (2017). Attention Is All You Need. In Advances in Neural Information Processing Systems (NeurIPS 2017), pp. 5998-6008. (Bài báo gốc đề xuất mạng Transformer và công thức toán học tính toán O(N^2) của cơ chế Self-Attention).</w:t>
       </w:r>
     </w:p>
     <w:sectPr>
